--- a/Euclid/reports/MER_VIS_current/Euclid_MER_VIS_disc_PA_and_inclination_explained.docx
+++ b/Euclid/reports/MER_VIS_current/Euclid_MER_VIS_disc_PA_and_inclination_explained.docx
@@ -32,7 +32,7 @@
     </w:p>
     <w:p>
       <w:r>
-        <w:t>An isophote is a contour of equal surface brightness. Photutils fits ellipses to these contours at successive semi-major axes, returning a centre, ellipticity, orientation, intensity, errors and convergence information. The outer-disc contours provide a projected axis ratio and disc PA; an inner stable elongated profile can provide an observed bar PA.</w:t>
+        <w:t>An isophote is a contour of equal surface brightness. Photutils fits ellipses to these contours at successive semi-major axes, returning a centre, ellipticity, orientation, intensity, errors and convergence information. The outer-disc contours provide a projected axis ratio and disc position angle (PA); an inner stable elongated profile can provide an observed bar PA.</w:t>
       </w:r>
     </w:p>
     <w:p>
@@ -45,7 +45,7 @@
     </w:p>
     <w:p>
       <w:r>
-        <w:t>The code crops around the catalogue position using the segmentation-area scale r_seg=sqrt(area/pi). It retains native resolution for r_seg up to 100 pixels and uses larger bins for larger galaxies. It subtracts a sigma-clipped background, identifies the target near the centre, masks neighbouring detections and bright compact contaminants, and obtains a moment-based starting shape. Mask removal on retry is labelled.</w:t>
+        <w:t>The code crops around the catalogue position using the segmentation-area scale r_seg = sqrt(area/pi). Here area is the catalogue segmentation footprint in native image pixels squared, pi is the circle constant (approximately 3.14159), and sqrt means square root. Thus r_seg is the radius, in native pixels, of a circle with that area; it is a size estimate, not a fitted disc radius. Native resolution is retained for r_seg up to 100 pixels; larger galaxies use larger bins. The code subtracts a sigma-clipped background, identifies the target near the centre, masks neighbouring detections and bright compact contaminants, and obtains a moment-based starting shape. Mask removal on retry is labelled.</w:t>
       </w:r>
     </w:p>
     <w:p>
@@ -63,7 +63,7 @@
     </w:p>
     <w:p>
       <w:r>
-        <w:t>Strict samples must have valid=True, stop code 0, at least 65% sampled coverage, ellipticity error below 0.1, PA error below 10°, positive intensity and acceptable centre displacement. Normally at least eight strict samples are sought. Disc selection uses samples brighter than the background noise; thresholds can be reduced by labelled fallbacks. Relaxed recovery permits 50% coverage, ellipticity error below 0.2, PA error below 20° and a wider centre tolerance. At least three accepted samples are required to return geometry.</w:t>
+        <w:t>Strict samples must have valid=True (the Photutils result is marked numerically valid), stop code 0, at least 65% sampled coverage (the fraction of sampled ellipse positions that are usable), ellipticity error below 0.1, PA error below 10°, positive intensity and acceptable centre displacement. Normally at least eight strict samples are sought. Disc selection uses samples brighter than the background noise; thresholds can be reduced by labelled fallbacks. Relaxed recovery permits 50% coverage, ellipticity error below 0.2, PA error below 20° and a wider centre tolerance. At least three accepted samples are required to return geometry.</w:t>
       </w:r>
     </w:p>
     <w:p>
@@ -94,7 +94,7 @@
     </w:p>
     <w:p>
       <w:r>
-        <w:t>The disc interval normally extends from max(0.5 r_out,1.25 times the selected bar end) to the outer bright radius. If it has fewer than three samples, the outermost three bright accepted samples are used and disc_range_fallback is raised. Weighted axial PA uses inverse PA-error squared, with an error floor of 0.3°. Ellipticity is the median over the selected disc interval.</w:t>
+        <w:t>The disc interval normally starts at max(0.5 r_out, 1.25 r_bar) and ends at r_out. Here r_out is the largest semi-major axis among the accepted isophotes in the selected bright profile, and r_bar is the largest semi-major axis in the accepted bar plateau; both are in arcseconds. max means choose the larger value. If there is no accepted bar, r_bar is zero. These are semi-major-axis distances from the fitted centre, not diameters or cutout sizes. If the interval has fewer than three samples, the outermost three bright accepted samples are used and disc_range_fallback is raised. Weighted axial PA uses inverse PA-error squared, with an error floor of 0.3°. Ellipticity is the median over the selected disc interval. The notation reference at the end gives the units and a worked example.</w:t>
       </w:r>
     </w:p>
     <w:p>
@@ -107,7 +107,7 @@
     </w:p>
     <w:p>
       <w:r>
-        <w:t>For an intrinsically circular thin disc, q=b/a=1−ellipticity and inclination i=acos(q). Thus q=1 means face on (0°), q=0.5 means 60°. This project retains q0=0. Real discs have thickness; the supplied alternative method uses q0=0.2, so its inclinations need not match even for the same measured q.</w:t>
+        <w:t>For an intrinsically circular thin disc, q = b/a = 1 − ellipticity and inclination i = acos(q). Here a is an ellipse semi-major axis (its long radius), b is its semi-minor axis (its short radius), and q is their dimensionless ratio. The pipeline takes the median selected-disc ellipticity before forming q. The function acos means inverse cosine; its result is converted to degrees. Inclination i measures disc tilt from face-on: q = 1 gives i = 0°, and q = 0.5 gives i = 60°. The intrinsic thickness parameter q0 is the edge-on short-to-long axis ratio assumed for the model; this project uses q0 = 0, meaning an infinitely thin disc. The supplied alternative method uses q0 = 0.2, so its inclinations need not match even for the same measured q.</w:t>
       </w:r>
     </w:p>
     <w:p>
@@ -120,7 +120,7 @@
     </w:p>
     <w:p>
       <w:r>
-        <w:t>The search uses accepted isophotes from 0.5 arcsec to 0.7 r_out. A smoothed ellipticity peak must have a plateau containing at least three samples with PA scatter no more than 10°, plus an ellipticity drop or a supported change of outer PA. Candidates are ranked by quality, peak ellipticity and radius. Class A requires drop at least 0.10, scatter at most 5° and peak ellipticity at least 0.30; accepted weaker cases are B. If no candidate passes, disc geometry is retained and bar PA stays blank. A bulge, ring or arm can mimic this signature; visual confirmation remains necessary.</w:t>
+        <w:t>The search uses accepted isophotes with semi-major axes from 0.5 arcsec to 0.7 r_out, where r_out is the outer bright-profile semi-major axis defined above. A smoothed ellipticity peak must have a plateau containing at least three samples with PA scatter no more than 10°, plus an ellipticity drop or a supported change of outer PA. Candidates are ranked by quality, peak ellipticity and radius. Class A requires drop at least 0.10, scatter at most 5° and peak ellipticity at least 0.30; accepted weaker cases are B. If no candidate passes, disc geometry is retained and bar PA stays blank. A bulge, ring or arm can mimic this signature; visual confirmation remains necessary.</w:t>
       </w:r>
     </w:p>
     <w:p>
@@ -133,7 +133,7 @@
     </w:p>
     <w:p>
       <w:r>
-        <w:t>Photutils pixel angles start at positive image x and turn towards positive image y. We convert directions to local celestial East and North with WCS, then compute atan2(East,North) modulo 180°. Reported PA is North towards East: 0° North–South,45° northeast–southwest,90° East–West,135° northwest–southeast. It is counterclockwise on North-up East-left images. The native mosaic grid is preserved. Across the sample, local North differs from pixel-up by median 0.141° and maximum 0.604° because of the projection.</w:t>
+        <w:t>Photutils pixel angles start at positive image x (increasing pixel column) and turn towards positive image y (increasing pixel row coordinate). WCS means World Coordinate System: the FITS mapping from pixel positions to celestial coordinates. We use WCS to express an ellipse direction as local East and North sky offsets, then compute atan2(East, North) modulo 180°. atan2 is the two-argument inverse tangent; here it gives an angle measured from North towards East. Modulo 180° puts the result in the range 0° to less than 180°, because either end of an ellipse axis describes the same orientation. PA means position angle: 0° North–South, 45° northeast–southwest, 90° East–West, 135° northwest–southeast. It is counterclockwise on North-up East-left images. The native mosaic grid is preserved. Across the sample, local North differs from pixel-up by median 0.141° and maximum 0.604° because of the projection.</w:t>
       </w:r>
     </w:p>
     <w:p>
@@ -156,7 +156,7 @@
     </w:p>
     <w:p>
       <w:r>
-        <w:t>Sparse disc sampling: Fewer than six selected accepted disc ellipses, or a largest radial gap above half the span. PA stability is not confidently assessed; see the final explanation page.</w:t>
+        <w:t>Sparse disc sampling: Fewer than six selected accepted disc ellipses, or a largest radial gap above half the span. RMS means root mean square: the square root of the mean squared angular deviations, after wrapping axis differences into −90° to +90°. This scatter is measured in degrees and is not the uncertainty of the mean PA. PA stability is not confidently assessed; see the final explanation page.</w:t>
       </w:r>
     </w:p>
     <w:p>
@@ -241,7 +241,7 @@
     </w:p>
     <w:p>
       <w:r>
-        <w:t>Nearly face-on is information, not a defect: 59 fitted discs have q&gt;0.90. PA is intrinsically uncertain for a circle, while deprojection is small. The manifest separates codex_information from counted quality flags. QI also includes failed fits and partial requested coverage, which does not necessarily mean the galaxy itself is truncated.</w:t>
+        <w:t>Nearly face-on is information, not a defect: 59 fitted discs have q&gt;0.90. PA is intrinsically uncertain for a circle, while deprojection is small. The manifest separates codex_information from counted quality flags. QI means quality issue; NoQI means no counted quality issues. QI also includes failed fits and partial requested coverage, which does not necessarily mean the galaxy itself is truncated.</w:t>
       </w:r>
     </w:p>
     <w:p>
@@ -847,6 +847,162 @@
         <w:t>A coordinate cross-match against SIMBAD and VizieR HyperLEDA VII/237 found 227 secure positional identifications: 224 through SIMBAD and three additional VizieR matches. These have one galaxy identity within 5 arcsec and an adopted separation no greater than 2 arcsec from the Euclid catalogue coordinates. Their identifiers and match separations appear on the PNGs. No Messier, NGC or IC identifier was returned among the accepted matches. One ambiguous case and 13 candidates outside the secure radius remain unassigned. A non-match means no secure identity in these searches, not absence from all catalogues. The manifest records source, separation, link and query date; the full candidate results are retained.</w:t>
       </w:r>
     </w:p>
+    <w:p>
+      <w:r>
+        <w:br w:type="page"/>
+      </w:r>
+    </w:p>
+    <w:p>
+      <w:pPr>
+        <w:pStyle w:val="Heading1"/>
+      </w:pPr>
+      <w:r>
+        <w:t>Notation reference for radii and image measurements</w:t>
+      </w:r>
+    </w:p>
+    <w:p>
+      <w:pPr>
+        <w:pStyle w:val="Heading2"/>
+      </w:pPr>
+      <w:r>
+        <w:t>Radii and units</w:t>
+      </w:r>
+    </w:p>
+    <w:p>
+      <w:r>
+        <w:t>r_out is the maximum accepted bright-profile semi-major axis, stored as codex_radius_arcsec. The bright profile normally uses background-subtracted intensity above the estimated background noise; labelled recovery can lower that threshold. Therefore r_out depends on the accepted profile and noise selection. It is not a catalogue total radius, a physical galaxy boundary or the width of the FITS image.</w:t>
+      </w:r>
+    </w:p>
+    <w:p>
+      <w:pPr>
+        <w:pStyle w:val="Heading2"/>
+      </w:pPr>
+      <w:r>
+        <w:t>The selected bar end</w:t>
+      </w:r>
+    </w:p>
+    <w:p>
+      <w:r>
+        <w:t>r_bar is the notation used here for the selected bar end, called barend in the fitting code and stored as codex_bar_max_arcsec. It is the largest semi-major axis in the accepted plateau, not an independently validated physical bar length. With no accepted candidate, the code uses zero for interval selection and leaves the reported bar angle blank.</w:t>
+      </w:r>
+    </w:p>
+    <w:p>
+      <w:pPr>
+        <w:pStyle w:val="Heading2"/>
+      </w:pPr>
+      <w:r>
+        <w:t>A worked disc interval</w:t>
+      </w:r>
+    </w:p>
+    <w:p>
+      <w:r>
+        <w:t>If r_out = 10 arcsec and r_bar = 3 arcsec, half the outer radius is 5 arcsec and 1.25 times the bar end is 3.75 arcsec. The larger value is 5, so the normal disc interval runs from 5 to 10 arcsec. If the bar end were 5 arcsec, the interval would instead start at 6.25 arcsec. The adopted boundaries are stored as codex_disc_min_arcsec and codex_disc_max_arcsec. A fallback may use the outermost three bright accepted measurements instead.</w:t>
+      </w:r>
+    </w:p>
+    <w:p>
+      <w:pPr>
+        <w:pStyle w:val="Heading2"/>
+      </w:pPr>
+      <w:r>
+        <w:t>Segmentation scale and image coordinates</w:t>
+      </w:r>
+    </w:p>
+    <w:p>
+      <w:r>
+        <w:t>r_seg is the equivalent circular radius derived from the catalogue segmentation area. It starts in native pixels, whereas r_out and r_bar are in arcseconds. One arcsecond (arcsec or the double-prime symbol) is 1/3600 of a degree; one arcminute is 60 arcseconds. A pixel is one image sample. Pixel scale is the angular size of a native pixel, in arcseconds per pixel. Binning combines native pixels for fitting; a fit pixel can therefore cover several native pixels. Centre offsets and scatter quoted in arcseconds are converted using the pixel scale.</w:t>
+      </w:r>
+    </w:p>
+    <w:p>
+      <w:pPr>
+        <w:pStyle w:val="Heading2"/>
+      </w:pPr>
+      <w:r>
+        <w:t>Brightness and noise</w:t>
+      </w:r>
+    </w:p>
+    <w:p>
+      <w:r>
+        <w:t>Intensity is the fitted average brightness along an ellipse, in the image data units after background subtraction. Background is the estimated sky level. Sigma denotes a standard-deviation scale; sigma-clipping iteratively excludes outlying values when estimating the background and noise. Coverage is the usable fraction of sampled ellipse positions. Stop codes describe the fitting termination; they are not physical galaxy properties.</w:t>
+      </w:r>
+    </w:p>
+    <w:p>
+      <w:r>
+        <w:br w:type="page"/>
+      </w:r>
+    </w:p>
+    <w:p>
+      <w:pPr>
+        <w:pStyle w:val="Heading1"/>
+      </w:pPr>
+      <w:r>
+        <w:t>Notation reference for shape and angle calculations</w:t>
+      </w:r>
+    </w:p>
+    <w:p>
+      <w:pPr>
+        <w:pStyle w:val="Heading2"/>
+      </w:pPr>
+      <w:r>
+        <w:t>Ellipse shape and inclination</w:t>
+      </w:r>
+    </w:p>
+    <w:p>
+      <w:r>
+        <w:t>a and b are the ellipse semi-major and semi-minor axes, measured in the same units. Their ratio q = b/a is dimensionless. Ellipticity, also written epsilon or ε, is 1 − q; a circle has ε = 0. The median selected-disc ellipticity supplies the adopted q. Inclination i is the angle of the disc away from face-on, in degrees. q0 (also written q₀) is the assumed intrinsic edge-on thickness ratio, not an observed ellipticity. No thickness correction is applied when q0 = 0.</w:t>
+      </w:r>
+    </w:p>
+    <w:p>
+      <w:pPr>
+        <w:pStyle w:val="Heading2"/>
+      </w:pPr>
+      <w:r>
+        <w:t>Disc and bar angles</w:t>
+      </w:r>
+    </w:p>
+    <w:p>
+      <w:r>
+        <w:t>PA means position angle, in degrees. Disc PA and bar PA both describe projected axes on the observed sky, from North towards East, modulo 180°. They are not inclinations or face-on bar angles. The plotted semi-major axis is a radial distance in arcseconds. East and North in atan2(East, North) are signed local sky offsets obtained through WCS, in the same angular units. atan2 determines the orientation, including its quadrant; converting to degrees and taking modulo 180° produces the reported sky PA.</w:t>
+      </w:r>
+    </w:p>
+    <w:p>
+      <w:pPr>
+        <w:pStyle w:val="Heading2"/>
+      </w:pPr>
+      <w:r>
+        <w:t>Weights and axial averaging</w:t>
+      </w:r>
+    </w:p>
+    <w:p>
+      <w:r>
+        <w:t>For each accepted ellipse, its PA error is the estimated angular fitting error in degrees. Its weight is the reciprocal of the square of the larger of that error and 0.3°. The 0.3° floor prevents a tiny reported error from dominating. An axial mean treats orientations separated by 180° as identical; it averages doubled angles and then halves the result. Thus 1° and 179° average near 0°, rather than 90°.</w:t>
+      </w:r>
+    </w:p>
+    <w:p>
+      <w:pPr>
+        <w:pStyle w:val="Heading2"/>
+      </w:pPr>
+      <w:r>
+        <w:t>Scatter and radial coverage</w:t>
+      </w:r>
+    </w:p>
+    <w:p>
+      <w:r>
+        <w:t>PA RMS scatter is the root mean square of wrapped angular differences about the unweighted axial mean of the selected angles; each difference lies between −90° and +90°. It uses equal sample weights, unlike the adopted weighted PA. It is measured in degrees, and adjacent ellipses are correlated. Radial span is the outermost selected radius minus the innermost. Largest gap is the greatest spacing between consecutive selected radii; largest gap divided by span is dimensionless, often shown as a percentage. Ellipticity span is the maximum minus minimum selected ellipticity and is dimensionless.</w:t>
+      </w:r>
+    </w:p>
+    <w:p>
+      <w:pPr>
+        <w:pStyle w:val="Heading2"/>
+      </w:pPr>
+      <w:r>
+        <w:t>Functions and labels</w:t>
+      </w:r>
+    </w:p>
+    <w:p>
+      <w:r>
+        <w:t>sqrt means square root; acos means inverse cosine; max selects the largest supplied value; min selects the smallest. Multiplication is indicated by a space or by “times”. A median is the middle ordered value. FITS is Flexible Image Transport System. WCS is World Coordinate System. Class A and B are the operational bar-signature classes explained earlier. QI and NoQI are review labels, not statistical confidence levels. Names such as disc_range_fallback and codex_information are manifest fields or flag labels, not additional mathematical variables.</w:t>
+      </w:r>
+    </w:p>
     <w:sectPr>
       <w:footerReference w:type="default" r:id="rId9"/>
       <w:pgSz w:w="11909" w:h="16834"/>
